--- a/packages/xray/test/fixtures/textbox.docx
+++ b/packages/xray/test/fixtures/textbox.docx
@@ -226,7 +226,7 @@
     <w:p>
       <w:r>
         <w:pict>
-          <v:shape id="ca8cnfp2vss7xfvqs-ea0" type="#_x0000_t202" style="width:220pt;height:60pt">
+          <v:shape id="uywmz7zgtfxplfsahpydt" type="#_x0000_t202" style="width:220pt;height:60pt">
             <v:textbox style="mso-fit-shape-to-text:t;">
               <w:txbxContent>
                 <w:p>

--- a/packages/xray/test/fixtures/textbox.docx
+++ b/packages/xray/test/fixtures/textbox.docx
@@ -226,7 +226,7 @@
     <w:p>
       <w:r>
         <w:pict>
-          <v:shape id="uywmz7zgtfxplfsahpydt" type="#_x0000_t202" style="width:220pt;height:60pt">
+          <v:shape id="3mjlooopmegmapq_yuhia" type="#_x0000_t202" style="width:220pt;height:60pt">
             <v:textbox style="mso-fit-shape-to-text:t;">
               <w:txbxContent>
                 <w:p>
